--- a/files/Egypt_Profile_DRAFT.docx
+++ b/files/Egypt_Profile_DRAFT.docx
@@ -1922,7 +1922,7 @@
         </w:r>
       </w:hyperlink>
       <w:r>
-        <w:t xml:space="preserve"> University hospitals grew from 88 in 2013 to 147 in 2026, with their annual budget rising from EGP 10 billion to EGP 28 billion.</w:t>
+        <w:t xml:space="preserve"> University hospitals grew from 88 in 2013 to 147 in 2026, with their annual budget rising from EGP 10 billion (US$181 million) to EGP 28 billion (US$507 million).</w:t>
       </w:r>
       <w:hyperlink r:id="rId37">
         <w:r>
@@ -2082,7 +2082,7 @@
         </w:r>
       </w:hyperlink>
       <w:r>
-        <w:t xml:space="preserve"> In 2019 the group said it planned to invest EGP 40 to 50 billion in Egypt over 15 years.</w:t>
+        <w:t xml:space="preserve"> In 2019 the group said it planned to invest EGP 40 to 50 billion (US$724 million to US$905 million) in Egypt over 15 years.</w:t>
       </w:r>
       <w:hyperlink r:id="rId46">
         <w:r>
@@ -2408,7 +2408,7 @@
         </w:r>
       </w:hyperlink>
       <w:r>
-        <w:t xml:space="preserve"> The FY2026/27 budget raises the health allocation by 30 percent, including EGP 47.5 billion for state-funded treatment, health insurance and medicines and EGP 90.5 billion for the Unified Procurement Authority.</w:t>
+        <w:t xml:space="preserve"> The FY2026/27 budget raises the health allocation by 30 percent, including EGP 47.5 billion (US$860 million) for state-funded treatment, health insurance and medicines and EGP 90.5 billion (US$1.64 billion) for the Unified Procurement Authority.</w:t>
       </w:r>
       <w:hyperlink r:id="rId30">
         <w:r>
@@ -2858,7 +2858,7 @@
         <w:widowControl/>
       </w:pPr>
       <w:r>
-        <w:t>Egypt's health policy is organized around Universal Health Insurance, which the government plans to extend to about 13 million people in the second phase, with investment of more than EGP 115 billion.</w:t>
+        <w:t xml:space="preserve">Egypt's health policy is organized around Universal Health Insurance, which the government plans to extend to about 13 million people in the second phase, with investment of more than EGP 115 billion (US$2.08 billion).</w:t>
       </w:r>
       <w:hyperlink r:id="rId38">
         <w:r>
